--- a/Assignment 2/Assignment Solution/Submission Files/GT_MiP_25039001007.docx
+++ b/Assignment 2/Assignment Solution/Submission Files/GT_MiP_25039001007.docx
@@ -85,6 +85,47 @@
     <w:p>
       <w:pPr>
         <w:jc w:val="center"/>
+      </w:pPr>
+      <w:proofErr w:type="spellStart"/>
+      <w:r>
+        <w:t>Github</w:t>
+      </w:r>
+      <w:proofErr w:type="spellEnd"/>
+      <w:r>
+        <w:t xml:space="preserve"> </w:t>
+      </w:r>
+      <w:proofErr w:type="gramStart"/>
+      <w:r>
+        <w:t>Link :</w:t>
+      </w:r>
+      <w:proofErr w:type="gramEnd"/>
+      <w:r>
+        <w:t xml:space="preserve"> </w:t>
+      </w:r>
+      <w:hyperlink r:id="rId6" w:history="1">
+        <w:r>
+          <w:rPr>
+            <w:rStyle w:val="Hyperlink"/>
+          </w:rPr>
+          <w:t>https://github.com/d-h</w:t>
+        </w:r>
+        <w:r>
+          <w:rPr>
+            <w:rStyle w:val="Hyperlink"/>
+          </w:rPr>
+          <w:t>a</w:t>
+        </w:r>
+        <w:r>
+          <w:rPr>
+            <w:rStyle w:val="Hyperlink"/>
+          </w:rPr>
+          <w:t>ckmt/Graph-Theory-Assignment-/tree/main/Assignment%202</w:t>
+        </w:r>
+      </w:hyperlink>
+    </w:p>
+    <w:p>
+      <w:pPr>
+        <w:jc w:val="center"/>
         <w:rPr>
           <w:b/>
         </w:rPr>
@@ -968,7 +1009,7 @@
                     <pic:cNvPicPr/>
                   </pic:nvPicPr>
                   <pic:blipFill>
-                    <a:blip r:embed="rId6"/>
+                    <a:blip r:embed="rId7"/>
                     <a:stretch>
                       <a:fillRect/>
                     </a:stretch>
@@ -1344,7 +1385,7 @@
                     <pic:cNvPicPr/>
                   </pic:nvPicPr>
                   <pic:blipFill>
-                    <a:blip r:embed="rId7"/>
+                    <a:blip r:embed="rId8"/>
                     <a:stretch>
                       <a:fillRect/>
                     </a:stretch>
@@ -1455,7 +1496,7 @@
                     <pic:cNvPicPr/>
                   </pic:nvPicPr>
                   <pic:blipFill>
-                    <a:blip r:embed="rId8"/>
+                    <a:blip r:embed="rId9"/>
                     <a:stretch>
                       <a:fillRect/>
                     </a:stretch>
@@ -3141,7 +3182,7 @@
                     <pic:cNvPicPr/>
                   </pic:nvPicPr>
                   <pic:blipFill>
-                    <a:blip r:embed="rId9"/>
+                    <a:blip r:embed="rId10"/>
                     <a:stretch>
                       <a:fillRect/>
                     </a:stretch>
@@ -4059,7 +4100,7 @@
                     <pic:cNvPicPr/>
                   </pic:nvPicPr>
                   <pic:blipFill>
-                    <a:blip r:embed="rId10"/>
+                    <a:blip r:embed="rId11"/>
                     <a:stretch>
                       <a:fillRect/>
                     </a:stretch>
